--- a/content/legal/Условия использования 17.06.26 .docx
+++ b/content/legal/Условия использования 17.06.26 .docx
@@ -57,13 +57,15 @@
         <w:ind w:left="426"/>
       </w:pPr>
       <w:r>
-        <w:t>Благодарим Вас за использование наших продуктов и услуг («Услуги»). Услуги предоставляются Индивидуальным предпринимателем Наринян Александром Борисовичем</w:t>
-      </w:r>
-      <w:r>
-        <w:t>,</w:t>
-      </w:r>
-      <w:r>
-        <w:t xml:space="preserve"> ОГРНИП </w:t>
+        <w:t xml:space="preserve">Благодарим Вас за использование наших продуктов и услуг («Услуги»). Услуги предоставляются Индивидуальным предпринимателем </w:t>
+      </w:r>
+      <w:proofErr w:type="spellStart"/>
+      <w:r>
+        <w:t>Наринян</w:t>
+      </w:r>
+      <w:proofErr w:type="spellEnd"/>
+      <w:r>
+        <w:t xml:space="preserve"> Александром Борисовичем, ОГРНИП </w:t>
       </w:r>
       <w:r>
         <w:rPr>
@@ -528,7 +530,23 @@
         <w:ind w:left="426"/>
       </w:pPr>
       <w:r>
-        <w:t>Услуга предоставляется на условиях «как есть» (as is). Мы не несем ответственности за любые упущенные прибыли, доходы, информацию или данные, а также за косвенные, случайные, штрафные или иные убытки, возникшие в связи с настоящими условиями или использованием Продукт</w:t>
+        <w:t>Услуга предоставляется на условиях «как есть» (</w:t>
+      </w:r>
+      <w:proofErr w:type="spellStart"/>
+      <w:r>
+        <w:t>as</w:t>
+      </w:r>
+      <w:proofErr w:type="spellEnd"/>
+      <w:r>
+        <w:t xml:space="preserve"> </w:t>
+      </w:r>
+      <w:proofErr w:type="spellStart"/>
+      <w:r>
+        <w:t>is</w:t>
+      </w:r>
+      <w:proofErr w:type="spellEnd"/>
+      <w:r>
+        <w:t>). Мы не несем ответственности за любые упущенные прибыли, доходы, информацию или данные, а также за косвенные, случайные, штрафные или иные убытки, возникшие в связи с настоящими условиями или использованием Продукт</w:t>
       </w:r>
       <w:r>
         <w:t>ов</w:t>
@@ -671,19 +689,7 @@
         <w:ind w:left="426"/>
       </w:pPr>
       <w:r>
-        <w:t>Наши Услуги предназначены для лиц старше 1</w:t>
-      </w:r>
-      <w:r>
-        <w:t>2</w:t>
-      </w:r>
-      <w:r>
-        <w:t xml:space="preserve"> (</w:t>
-      </w:r>
-      <w:r>
-        <w:t>двена</w:t>
-      </w:r>
-      <w:r>
-        <w:t>дцати) лет. Используя Услуги, Вы подтверждаете, что достигли указанного возраста.</w:t>
+        <w:t>Настоящие Услуги не имеют возрастных ограничений и могут использоваться лицами любой возрастной категории. В соответствии с Федеральным законом от 29.12.2010 № 436-ФЗ «О защите детей от информации, причиняющей вред их здоровью и развитию», содержание Сервиса не содержит информации, вредной для здоровья и развития детей. Используя Услуги, Вы подтверждаете, что достигли возраста, достаточного для дачи согласия на обработку персональных данных в соответствии с законодательством РФ, либо имеете согласие родителей или законных представителей, если это требуется по закону.</w:t>
       </w:r>
     </w:p>
     <w:p>
@@ -745,28 +751,40 @@
       <w:r>
         <w:t>@</w:t>
       </w:r>
+      <w:proofErr w:type="spellStart"/>
       <w:r>
         <w:rPr>
           <w:lang w:val="en-US"/>
         </w:rPr>
         <w:t>gmail</w:t>
       </w:r>
+      <w:proofErr w:type="spellEnd"/>
       <w:r>
         <w:t>.</w:t>
       </w:r>
+      <w:proofErr w:type="spellStart"/>
       <w:r>
         <w:rPr>
           <w:lang w:val="en-US"/>
         </w:rPr>
         <w:t>ru</w:t>
       </w:r>
-    </w:p>
-    <w:p>
-      <w:pPr>
-        <w:ind w:left="426"/>
-      </w:pPr>
-      <w:r>
-        <w:t>- ИП Наринян Александр Борисович, ИНН</w:t>
+      <w:proofErr w:type="spellEnd"/>
+    </w:p>
+    <w:p>
+      <w:pPr>
+        <w:ind w:left="426"/>
+      </w:pPr>
+      <w:r>
+        <w:t xml:space="preserve">- ИП </w:t>
+      </w:r>
+      <w:proofErr w:type="spellStart"/>
+      <w:r>
+        <w:t>Наринян</w:t>
+      </w:r>
+      <w:proofErr w:type="spellEnd"/>
+      <w:r>
+        <w:t xml:space="preserve"> Александр Борисович, ИНН</w:t>
       </w:r>
       <w:r>
         <w:t xml:space="preserve"> </w:t>
